--- a/dokumentacio_modern_v2_2026-03-30_updated.docx
+++ b/dokumentacio_modern_v2_2026-03-30_updated.docx
@@ -876,21 +876,7 @@
         <w:rPr>
           <w:lang w:val="pl-PL"/>
         </w:rPr>
-        <w:t xml:space="preserve">• </w:t>
-      </w:r>
-      <w:proofErr w:type="spellStart"/>
-      <w:r>
-        <w:rPr>
-          <w:lang w:val="pl-PL"/>
-        </w:rPr>
-        <w:t>anyagok</w:t>
-      </w:r>
-      <w:proofErr w:type="spellEnd"/>
-      <w:r>
-        <w:rPr>
-          <w:lang w:val="pl-PL"/>
-        </w:rPr>
-        <w:t xml:space="preserve"> 1—N </w:t>
+        <w:t xml:space="preserve">• anyagok 1—N </w:t>
       </w:r>
       <w:proofErr w:type="spellStart"/>
       <w:r>
@@ -3756,6 +3742,7 @@
           </w:tcPr>
           <w:p>
             <w:r>
+              <w:lastRenderedPageBreak/>
               <w:t>DB_NAME</w:t>
             </w:r>
           </w:p>
@@ -3906,7 +3893,7 @@
       <w:tr>
         <w:tc>
           <w:tcPr>
-            <w:tcW w:type="dxa" w:w="3118"/>
+            <w:tcW w:w="3118" w:type="dxa"/>
           </w:tcPr>
           <w:p>
             <w:r>
@@ -3916,7 +3903,7 @@
         </w:tc>
         <w:tc>
           <w:tcPr>
-            <w:tcW w:type="dxa" w:w="6236"/>
+            <w:tcW w:w="6236" w:type="dxa"/>
           </w:tcPr>
           <w:p>
             <w:r>
@@ -3932,7 +3919,39 @@
         <w:pStyle w:val="Note"/>
       </w:pPr>
       <w:r>
-        <w:t>Biztonsági okból a titkos kulcsokat (JWT_SECRET, REFRESH_JWT_SECRET) nem dokumentáljuk konkrét értékkel; production környezetben erős, véletlenszerű érték ajánlott.</w:t>
+        <w:t xml:space="preserve">Biztonsági okból a titkos kulcsokat (JWT_SECRET, REFRESH_JWT_SECRET) </w:t>
+      </w:r>
+      <w:proofErr w:type="spellStart"/>
+      <w:r>
+        <w:t>nem</w:t>
+      </w:r>
+      <w:proofErr w:type="spellEnd"/>
+      <w:r>
+        <w:t xml:space="preserve"> </w:t>
+      </w:r>
+      <w:proofErr w:type="spellStart"/>
+      <w:r>
+        <w:t>dokumentáljuk</w:t>
+      </w:r>
+      <w:proofErr w:type="spellEnd"/>
+      <w:r>
+        <w:t xml:space="preserve"> </w:t>
+      </w:r>
+      <w:proofErr w:type="spellStart"/>
+      <w:r>
+        <w:t>konkrét</w:t>
+      </w:r>
+      <w:proofErr w:type="spellEnd"/>
+      <w:r>
+        <w:t xml:space="preserve"> </w:t>
+      </w:r>
+      <w:proofErr w:type="spellStart"/>
+      <w:r>
+        <w:t>értékkel</w:t>
+      </w:r>
+      <w:proofErr w:type="spellEnd"/>
+      <w:r>
+        <w:t>.</w:t>
       </w:r>
     </w:p>
     <w:p>
@@ -4045,10 +4064,10 @@
         <w:tblLook w:val="04A0" w:firstRow="1" w:lastRow="0" w:firstColumn="1" w:lastColumn="0" w:noHBand="0" w:noVBand="1"/>
       </w:tblPr>
       <w:tblGrid>
-        <w:gridCol w:w="1226"/>
-        <w:gridCol w:w="3817"/>
-        <w:gridCol w:w="1443"/>
-        <w:gridCol w:w="3136"/>
+        <w:gridCol w:w="1308"/>
+        <w:gridCol w:w="4255"/>
+        <w:gridCol w:w="1600"/>
+        <w:gridCol w:w="2459"/>
       </w:tblGrid>
       <w:tr>
         <w:tc>
@@ -4329,6 +4348,7 @@
           </w:tcPr>
           <w:p>
             <w:r>
+              <w:lastRenderedPageBreak/>
               <w:t>GET</w:t>
             </w:r>
           </w:p>
@@ -5211,6 +5231,7 @@
           </w:tcPr>
           <w:p>
             <w:r>
+              <w:lastRenderedPageBreak/>
               <w:t>PUT</w:t>
             </w:r>
           </w:p>
@@ -5557,18 +5578,9 @@
     </w:p>
     <w:p>
       <w:pPr>
-        <w:pStyle w:val="Note"/>
-      </w:pPr>
-      <w:r>
-        <w:t>Megjegyzés: a képek mentési útvonala már nem csak fixen van megadva. A backend először a `FLAG_IMAGE_UPLOAD_PATH` környezeti változót nézi, és csak ha ez nincs beállítva, akkor esik vissza a frontend `public/images` mappájára. Ország törlésekor a kapcsolódó képfájlt is megpróbálja eltávolítani.</w:t>
-      </w:r>
-    </w:p>
-    <w:p>
-      <w:pPr>
         <w:pStyle w:val="Cmsor1"/>
       </w:pPr>
       <w:r>
-        <w:lastRenderedPageBreak/>
         <w:t>7. Frontend (React + Vite)</w:t>
       </w:r>
     </w:p>
@@ -5687,6 +5699,7 @@
         <w:pStyle w:val="CodeBlock"/>
       </w:pPr>
       <w:r>
+        <w:lastRenderedPageBreak/>
         <w:t xml:space="preserve">    main.jsx         # entry</w:t>
       </w:r>
     </w:p>
@@ -5893,86 +5906,86 @@
         <w:pStyle w:val="Listaszerbekezds"/>
       </w:pPr>
       <w:r>
+        <w:t>• /rolunk</w:t>
+      </w:r>
+    </w:p>
+    <w:p>
+      <w:pPr>
+        <w:pStyle w:val="Listaszerbekezds"/>
+      </w:pPr>
+      <w:r>
+        <w:t>• /szamlak</w:t>
+      </w:r>
+    </w:p>
+    <w:p>
+      <w:pPr>
+        <w:pStyle w:val="Listaszerbekezds"/>
+      </w:pPr>
+      <w:r>
+        <w:t>• /termek/:country</w:t>
+      </w:r>
+    </w:p>
+    <w:p>
+      <w:pPr>
+        <w:pStyle w:val="Cmsor2"/>
+      </w:pPr>
+      <w:r>
+        <w:t>7.6 Állapotkezelés: Kosár</w:t>
+      </w:r>
+    </w:p>
+    <w:p>
+      <w:r>
+        <w:t>A kosár tartalma a `KosarContext`-ben kerül tárolásra, és a böngésző `localStorage`-ába automatikusan mentődik (`kosar_tartalom`).</w:t>
+      </w:r>
+    </w:p>
+    <w:p>
+      <w:pPr>
+        <w:pStyle w:val="Cmsor2"/>
+      </w:pPr>
+      <w:r>
+        <w:t>7.7 Kereső és szűrés</w:t>
+      </w:r>
+    </w:p>
+    <w:p>
+      <w:r>
+        <w:t>A kereső oldal a backend `GET /zaszlok/search` végpontját használja (query: kontinens, orszag). Emellett kliens oldali extra szűrések is vannak (EU/NATO/Schengen), fix listák alapján.</w:t>
+      </w:r>
+    </w:p>
+    <w:p>
+      <w:pPr>
+        <w:pStyle w:val="Cmsor2"/>
+      </w:pPr>
+      <w:r>
+        <w:t>7.8 Termékoldal és árképzés</w:t>
+      </w:r>
+    </w:p>
+    <w:p>
+      <w:r>
+        <w:t>A termékoldal a variációkat a `GET /zaszlok/search?orszag=...` hívással tölti. Az árképzés: `BASE_PRICE (1800) × meret_szorzo × anyag_szorzo`.</w:t>
+      </w:r>
+    </w:p>
+    <w:p>
+      <w:pPr>
+        <w:pStyle w:val="Cmsor2"/>
+      </w:pPr>
+      <w:r>
+        <w:t>7.9 Hitelesítés a frontendben</w:t>
+      </w:r>
+    </w:p>
+    <w:p>
+      <w:pPr>
+        <w:pStyle w:val="Listaszerbekezds"/>
+      </w:pPr>
+      <w:r>
+        <w:t>• Sikeres login után az access token `localStorage`-ba kerül (`token`).</w:t>
+      </w:r>
+    </w:p>
+    <w:p>
+      <w:pPr>
+        <w:pStyle w:val="Listaszerbekezds"/>
+      </w:pPr>
+      <w:r>
         <w:lastRenderedPageBreak/>
-        <w:t>• /rolunk</w:t>
-      </w:r>
-    </w:p>
-    <w:p>
-      <w:pPr>
-        <w:pStyle w:val="Listaszerbekezds"/>
-      </w:pPr>
-      <w:r>
-        <w:t>• /szamlak</w:t>
-      </w:r>
-    </w:p>
-    <w:p>
-      <w:pPr>
-        <w:pStyle w:val="Listaszerbekezds"/>
-      </w:pPr>
-      <w:r>
-        <w:t>• /termek/:country</w:t>
-      </w:r>
-    </w:p>
-    <w:p>
-      <w:pPr>
-        <w:pStyle w:val="Cmsor2"/>
-      </w:pPr>
-      <w:r>
-        <w:t>7.6 Állapotkezelés: Kosár</w:t>
-      </w:r>
-    </w:p>
-    <w:p>
-      <w:r>
-        <w:t>A kosár tartalma a `KosarContext`-ben kerül tárolásra, és a böngésző `localStorage`-ába automatikusan mentődik (`kosar_tartalom`).</w:t>
-      </w:r>
-    </w:p>
-    <w:p>
-      <w:pPr>
-        <w:pStyle w:val="Cmsor2"/>
-      </w:pPr>
-      <w:r>
-        <w:t>7.7 Kereső és szűrés</w:t>
-      </w:r>
-    </w:p>
-    <w:p>
-      <w:r>
-        <w:t>A kereső oldal a backend `GET /zaszlok/search` végpontját használja (query: kontinens, orszag). Emellett kliens oldali extra szűrések is vannak (EU/NATO/Schengen), fix listák alapján.</w:t>
-      </w:r>
-    </w:p>
-    <w:p>
-      <w:pPr>
-        <w:pStyle w:val="Cmsor2"/>
-      </w:pPr>
-      <w:r>
-        <w:t>7.8 Termékoldal és árképzés</w:t>
-      </w:r>
-    </w:p>
-    <w:p>
-      <w:r>
-        <w:t>A termékoldal a variációkat a `GET /zaszlok/search?orszag=...` hívással tölti. Az árképzés: `BASE_PRICE (1800) × meret_szorzo × anyag_szorzo`.</w:t>
-      </w:r>
-    </w:p>
-    <w:p>
-      <w:pPr>
-        <w:pStyle w:val="Cmsor2"/>
-      </w:pPr>
-      <w:r>
-        <w:t>7.9 Hitelesítés a frontendben</w:t>
-      </w:r>
-    </w:p>
-    <w:p>
-      <w:pPr>
-        <w:pStyle w:val="Listaszerbekezds"/>
-      </w:pPr>
-      <w:r>
-        <w:t>• Sikeres login után az access token `localStorage`-ba kerül (`token`).</w:t>
-      </w:r>
-    </w:p>
-    <w:p>
-      <w:pPr>
-        <w:pStyle w:val="Listaszerbekezds"/>
-      </w:pPr>
-      <w:r>
         <w:t>• Az `App.jsx` induláskor megpróbál refresh-t kérni (`POST /auth/refresh-token`, withCredentials).</w:t>
       </w:r>
     </w:p>
@@ -6209,8 +6222,125 @@
         <w:pStyle w:val="Cmsor2"/>
       </w:pPr>
       <w:r>
+        <w:t>8.3 UX kiegészítések</w:t>
+      </w:r>
+    </w:p>
+    <w:p>
+      <w:pPr>
+        <w:pStyle w:val="Listaszerbekezds"/>
+      </w:pPr>
+      <w:r>
+        <w:t xml:space="preserve"> </w:t>
+      </w:r>
+      <w:r>
+        <w:t xml:space="preserve">• </w:t>
+      </w:r>
+      <w:proofErr w:type="spellStart"/>
+      <w:r>
+        <w:t>Betöltési</w:t>
+      </w:r>
+      <w:proofErr w:type="spellEnd"/>
+      <w:r>
+        <w:t xml:space="preserve"> progress </w:t>
+      </w:r>
+      <w:proofErr w:type="spellStart"/>
+      <w:r>
+        <w:t>jelzés</w:t>
+      </w:r>
+      <w:proofErr w:type="spellEnd"/>
+      <w:r>
+        <w:t>.</w:t>
+      </w:r>
+    </w:p>
+    <w:p>
+      <w:pPr>
+        <w:pStyle w:val="Listaszerbekezds"/>
+      </w:pPr>
+      <w:r>
+        <w:t>• Hiba overlay és újrapróbálás.</w:t>
+      </w:r>
+    </w:p>
+    <w:p>
+      <w:pPr>
+        <w:pStyle w:val="Listaszerbekezds"/>
+      </w:pPr>
+      <w:r>
+        <w:t>• Android hardveres vissza gomb támogatás.</w:t>
+      </w:r>
+    </w:p>
+    <w:p>
+      <w:pPr>
+        <w:pStyle w:val="Listaszerbekezds"/>
+      </w:pPr>
+      <w:r>
+        <w:t>• Alsó navigációs sáv (Főoldal, Termékek, Kosár, Profil, Vissza, Frissít).</w:t>
+      </w:r>
+    </w:p>
+    <w:p>
+      <w:pPr>
+        <w:pStyle w:val="Note"/>
+      </w:pPr>
+      <w:r>
+        <w:t>Megjegyzés: a projektben található natív API hívásos előkészítés (`api/api.ts`, `auth/AuthProvider.tsx`), de az aktuális működés WebView-alapú.</w:t>
+      </w:r>
+    </w:p>
+    <w:p>
+      <w:pPr>
+        <w:pStyle w:val="Cmsor1"/>
+      </w:pPr>
+      <w:r>
+        <w:t>9. Biztonság és minőség</w:t>
+      </w:r>
+    </w:p>
+    <w:p>
+      <w:pPr>
+        <w:pStyle w:val="Cmsor2"/>
+      </w:pPr>
+      <w:r>
+        <w:t>9.1 Biztonsági megoldások</w:t>
+      </w:r>
+    </w:p>
+    <w:p>
+      <w:pPr>
+        <w:pStyle w:val="Listaszerbekezds"/>
+      </w:pPr>
+      <w:r>
+        <w:t>• Jelszavak: bcrypt hash-elés a backendben.</w:t>
+      </w:r>
+    </w:p>
+    <w:p>
+      <w:pPr>
+        <w:pStyle w:val="Listaszerbekezds"/>
+      </w:pPr>
+      <w:r>
+        <w:t>• JWT: rövid élettartamú access token + refresh token cookie.</w:t>
+      </w:r>
+    </w:p>
+    <w:p>
+      <w:pPr>
+        <w:pStyle w:val="Listaszerbekezds"/>
+      </w:pPr>
+      <w:r>
+        <w:t>• CORS: engedélyezett origin lista + lokális hálózati origin regex.</w:t>
+      </w:r>
+    </w:p>
+    <w:p>
+      <w:pPr>
+        <w:pStyle w:val="Listaszerbekezds"/>
+      </w:pPr>
+      <w:r>
+        <w:t>• Role-based access: admin végpontok védve.</w:t>
+      </w:r>
+    </w:p>
+    <w:p>
+      <w:pPr>
+        <w:pStyle w:val="Cmsor2"/>
+      </w:pPr>
+      <w:bookmarkStart w:id="0" w:name="_GoBack"/>
+      <w:bookmarkEnd w:id="0"/>
+      <w:r>
         <w:lastRenderedPageBreak/>
-        <w:t>8.3 UX kiegészítések</w:t>
+        <w:t>9.2 Kódminőség</w:t>
       </w:r>
     </w:p>
     <w:p>
@@ -6218,66 +6348,116 @@
         <w:pStyle w:val="Listaszerbekezds"/>
       </w:pPr>
       <w:r>
+        <w:t>• Frontend: ESLint, komponens alapú felépítés.</w:t>
+      </w:r>
+    </w:p>
+    <w:p>
+      <w:pPr>
+        <w:pStyle w:val="Listaszerbekezds"/>
+      </w:pPr>
+      <w:r>
+        <w:t>• Backend: elkülönített routes/controllers/models réteg.</w:t>
+      </w:r>
+    </w:p>
+    <w:p>
+      <w:pPr>
+        <w:pStyle w:val="Listaszerbekezds"/>
+      </w:pPr>
+      <w:r>
+        <w:t>• Újrafelhasználhatóság: Kosár context, közös axios konfiguráció.</w:t>
+      </w:r>
+    </w:p>
+    <w:p>
+      <w:pPr>
+        <w:pStyle w:val="Cmsor1"/>
+      </w:pPr>
+      <w:r>
+        <w:t>1</w:t>
+      </w:r>
+      <w:r>
+        <w:t>0</w:t>
+      </w:r>
+      <w:r>
+        <w:t xml:space="preserve">. </w:t>
+      </w:r>
+      <w:proofErr w:type="spellStart"/>
+      <w:r>
+        <w:t>Mellékletek</w:t>
+      </w:r>
+      <w:proofErr w:type="spellEnd"/>
+    </w:p>
+    <w:p>
+      <w:pPr>
+        <w:pStyle w:val="Cmsor2"/>
+      </w:pPr>
+      <w:r>
+        <w:t>1</w:t>
+      </w:r>
+      <w:r>
+        <w:t>0</w:t>
+      </w:r>
+      <w:r>
+        <w:t xml:space="preserve">.1 </w:t>
+      </w:r>
+      <w:proofErr w:type="spellStart"/>
+      <w:r>
+        <w:t>Projekt</w:t>
+      </w:r>
+      <w:proofErr w:type="spellEnd"/>
+      <w:r>
         <w:t xml:space="preserve"> </w:t>
       </w:r>
+      <w:proofErr w:type="spellStart"/>
+      <w:r>
+        <w:t>könyvtárak</w:t>
+      </w:r>
+      <w:proofErr w:type="spellEnd"/>
+    </w:p>
+    <w:p>
+      <w:pPr>
+        <w:pStyle w:val="Listaszerbekezds"/>
+      </w:pPr>
       <w:r>
         <w:t xml:space="preserve">• </w:t>
       </w:r>
       <w:proofErr w:type="spellStart"/>
       <w:r>
-        <w:t>Betöltési</w:t>
+        <w:t>zaszlo_backend</w:t>
       </w:r>
       <w:proofErr w:type="spellEnd"/>
-      <w:r>
-        <w:t xml:space="preserve"> progress </w:t>
+    </w:p>
+    <w:p>
+      <w:pPr>
+        <w:pStyle w:val="Listaszerbekezds"/>
+      </w:pPr>
+      <w:r>
+        <w:t xml:space="preserve">• </w:t>
       </w:r>
       <w:proofErr w:type="spellStart"/>
       <w:r>
-        <w:t>jelzés</w:t>
+        <w:t>zaszlo_frontend_veet</w:t>
       </w:r>
       <w:proofErr w:type="spellEnd"/>
-      <w:r>
-        <w:t>.</w:t>
-      </w:r>
     </w:p>
     <w:p>
       <w:pPr>
         <w:pStyle w:val="Listaszerbekezds"/>
       </w:pPr>
       <w:r>
-        <w:t>• Hiba overlay és újrapróbálás.</w:t>
-      </w:r>
+        <w:t xml:space="preserve">• </w:t>
+      </w:r>
+      <w:proofErr w:type="spellStart"/>
+      <w:r>
+        <w:t>zaszlo_mobil</w:t>
+      </w:r>
+      <w:proofErr w:type="spellEnd"/>
     </w:p>
     <w:p>
       <w:pPr>
         <w:pStyle w:val="Listaszerbekezds"/>
       </w:pPr>
       <w:r>
-        <w:t>• Android hardveres vissza gomb támogatás.</w:t>
-      </w:r>
-    </w:p>
-    <w:p>
-      <w:pPr>
-        <w:pStyle w:val="Listaszerbekezds"/>
-      </w:pPr>
-      <w:r>
-        <w:t>• Alsó navigációs sáv (Főoldal, Termékek, Kosár, Profil, Vissza, Frissít).</w:t>
-      </w:r>
-    </w:p>
-    <w:p>
-      <w:pPr>
-        <w:pStyle w:val="Note"/>
-      </w:pPr>
-      <w:r>
-        <w:t>Megjegyzés: a projektben található natív API hívásos előkészítés (`api/api.ts`, `auth/AuthProvider.tsx`), de az aktuális működés WebView-alapú.</w:t>
-      </w:r>
-    </w:p>
-    <w:p>
-      <w:pPr>
-        <w:pStyle w:val="Cmsor1"/>
-      </w:pPr>
-      <w:r>
-        <w:t>9. Biztonság és minőség</w:t>
+        <w:t>• backup</w:t>
       </w:r>
     </w:p>
     <w:p>
@@ -6285,359 +6465,62 @@
         <w:pStyle w:val="Cmsor2"/>
       </w:pPr>
       <w:r>
-        <w:t>9.1 Biztonsági megoldások</w:t>
-      </w:r>
-    </w:p>
-    <w:p>
-      <w:pPr>
-        <w:pStyle w:val="Listaszerbekezds"/>
-      </w:pPr>
-      <w:r>
-        <w:t>• Jelszavak: bcrypt hash-elés a backendben.</w:t>
-      </w:r>
-    </w:p>
-    <w:p>
-      <w:pPr>
-        <w:pStyle w:val="Listaszerbekezds"/>
-      </w:pPr>
-      <w:r>
-        <w:t>• JWT: rövid élettartamú access token + refresh token cookie.</w:t>
-      </w:r>
-    </w:p>
-    <w:p>
-      <w:pPr>
-        <w:pStyle w:val="Listaszerbekezds"/>
-      </w:pPr>
-      <w:r>
-        <w:t>• CORS: engedélyezett origin lista + lokális hálózati origin regex.</w:t>
-      </w:r>
-    </w:p>
-    <w:p>
-      <w:pPr>
-        <w:pStyle w:val="Listaszerbekezds"/>
-      </w:pPr>
-      <w:r>
-        <w:t>• Role-based access: admin végpontok védve.</w:t>
-      </w:r>
-    </w:p>
-    <w:p>
-      <w:pPr>
-        <w:pStyle w:val="Cmsor2"/>
-      </w:pPr>
-      <w:r>
-        <w:t>9.2 Kódminőség</w:t>
-      </w:r>
-    </w:p>
-    <w:p>
-      <w:pPr>
-        <w:pStyle w:val="Listaszerbekezds"/>
-      </w:pPr>
-      <w:r>
-        <w:t>• Frontend: ESLint, komponens alapú felépítés.</w:t>
-      </w:r>
-    </w:p>
-    <w:p>
-      <w:pPr>
-        <w:pStyle w:val="Listaszerbekezds"/>
-      </w:pPr>
-      <w:r>
-        <w:t>• Backend: elkülönített routes/controllers/models réteg.</w:t>
-      </w:r>
-    </w:p>
-    <w:p>
-      <w:pPr>
-        <w:pStyle w:val="Listaszerbekezds"/>
-      </w:pPr>
-      <w:r>
-        <w:t>• Újrafelhasználhatóság: Kosár context, közös axios konfiguráció.</w:t>
-      </w:r>
-    </w:p>
-    <w:p>
-      <w:pPr>
-        <w:pStyle w:val="Cmsor1"/>
-      </w:pPr>
-      <w:r>
-        <w:t>10. Ismert korlátok és továbbfejlesztési javaslatok</w:t>
-      </w:r>
-    </w:p>
-    <w:p>
-      <w:pPr>
-        <w:pStyle w:val="Listaszerbekezds"/>
-      </w:pPr>
-      <w:r>
-        <w:t>• Production környezetben érdemes mindenhol explicit `FLAG_IMAGE_UPLOAD_PATH` értéket beállítani; a fallback relatív útvonal inkább fejlesztésre maradjon.</w:t>
-      </w:r>
-    </w:p>
-    <w:p>
-      <w:pPr>
-        <w:pStyle w:val="Listaszerbekezds"/>
-      </w:pPr>
-      <w:r>
-        <w:t>• Egységes karakterkódolás (néhány fájlban ékezetes szöveg hibásan jelenik meg).</w:t>
-      </w:r>
-    </w:p>
-    <w:p>
-      <w:pPr>
-        <w:pStyle w:val="Listaszerbekezds"/>
-      </w:pPr>
-      <w:r>
-        <w:t>• Frontend: felesleges csomagok eltávolítása (pl. backend jellegű függőségek a package.json-ban).</w:t>
-      </w:r>
-    </w:p>
-    <w:p>
-      <w:pPr>
-        <w:pStyle w:val="Listaszerbekezds"/>
-        <w:rPr>
-          <w:lang w:val="fr-FR"/>
-        </w:rPr>
-      </w:pPr>
-      <w:r>
-        <w:t>• Automatizált unit/CI tesztek bevezetése a mostani manuális Postman integrációs tesztek mellé.</w:t>
-      </w:r>
-    </w:p>
-    <w:p>
-      <w:pPr>
-        <w:pStyle w:val="Listaszerbekezds"/>
-        <w:rPr>
-          <w:lang w:val="fr-FR"/>
-        </w:rPr>
-      </w:pPr>
-      <w:r>
-        <w:rPr>
-          <w:lang w:val="fr-FR"/>
-        </w:rPr>
-        <w:t xml:space="preserve">• </w:t>
+        <w:t xml:space="preserve">10.2 Postman </w:t>
       </w:r>
       <w:proofErr w:type="spellStart"/>
       <w:r>
-        <w:rPr>
-          <w:lang w:val="fr-FR"/>
-        </w:rPr>
-        <w:t>Konténerizálás</w:t>
+        <w:t>integrációs</w:t>
       </w:r>
       <w:proofErr w:type="spellEnd"/>
       <w:r>
-        <w:rPr>
-          <w:lang w:val="fr-FR"/>
-        </w:rPr>
-        <w:t xml:space="preserve"> (Docker) a </w:t>
+        <w:t xml:space="preserve"> </w:t>
       </w:r>
       <w:proofErr w:type="spellStart"/>
       <w:r>
-        <w:rPr>
-          <w:lang w:val="fr-FR"/>
-        </w:rPr>
-        <w:t>gyors</w:t>
+        <w:t>tesztek</w:t>
       </w:r>
       <w:proofErr w:type="spellEnd"/>
-      <w:r>
-        <w:rPr>
-          <w:lang w:val="fr-FR"/>
-        </w:rPr>
+    </w:p>
+    <w:p>
+      <w:r>
+        <w:t>A backendhez készült egy importálható Postman collection, amely a jelenlegi API-t requestenként végigteszteli. A collection 35 egyedi végpontot fed le 37 requesttel, mert külön user és admin folyamatokkal, illetve két tesztfelhasználóval dolgozik.</w:t>
+      </w:r>
+    </w:p>
+    <w:p>
+      <w:pPr>
+        <w:pStyle w:val="Cmsor3"/>
+      </w:pPr>
+      <w:r>
+        <w:t xml:space="preserve">10.2.1 </w:t>
+      </w:r>
+      <w:proofErr w:type="spellStart"/>
+      <w:r>
+        <w:t>Kapcsolódó</w:t>
+      </w:r>
+      <w:proofErr w:type="spellEnd"/>
+      <w:r>
         <w:t xml:space="preserve"> </w:t>
       </w:r>
       <w:proofErr w:type="spellStart"/>
       <w:r>
-        <w:rPr>
-          <w:lang w:val="fr-FR"/>
-        </w:rPr>
-        <w:t>telepítéshez</w:t>
+        <w:t>fájlok</w:t>
       </w:r>
       <w:proofErr w:type="spellEnd"/>
-      <w:r>
-        <w:rPr>
-          <w:lang w:val="fr-FR"/>
-        </w:rPr>
-        <w:t xml:space="preserve"> </w:t>
-      </w:r>
-      <w:proofErr w:type="spellStart"/>
-      <w:r>
-        <w:rPr>
-          <w:lang w:val="fr-FR"/>
-        </w:rPr>
-        <w:t>és</w:t>
-      </w:r>
-      <w:proofErr w:type="spellEnd"/>
-      <w:r>
-        <w:rPr>
-          <w:lang w:val="fr-FR"/>
-        </w:rPr>
-        <w:t xml:space="preserve"> </w:t>
-      </w:r>
-      <w:proofErr w:type="spellStart"/>
-      <w:r>
-        <w:rPr>
-          <w:lang w:val="fr-FR"/>
-        </w:rPr>
-        <w:t>egységes</w:t>
-      </w:r>
-      <w:proofErr w:type="spellEnd"/>
-      <w:r>
-        <w:rPr>
-          <w:lang w:val="fr-FR"/>
-        </w:rPr>
-        <w:t xml:space="preserve"> </w:t>
-      </w:r>
-      <w:proofErr w:type="spellStart"/>
-      <w:r>
-        <w:rPr>
-          <w:lang w:val="fr-FR"/>
-        </w:rPr>
-        <w:t>futtatáshoz</w:t>
-      </w:r>
-      <w:proofErr w:type="spellEnd"/>
-      <w:r>
-        <w:rPr>
-          <w:lang w:val="fr-FR"/>
-        </w:rPr>
-        <w:t>.</w:t>
-      </w:r>
-    </w:p>
-    <w:p>
-      <w:pPr>
-        <w:pStyle w:val="Cmsor1"/>
-        <w:rPr>
-          <w:lang w:val="fr-FR"/>
-        </w:rPr>
-      </w:pPr>
-      <w:r>
-        <w:rPr>
-          <w:lang w:val="fr-FR"/>
-        </w:rPr>
-        <w:t xml:space="preserve">11. </w:t>
-      </w:r>
-      <w:proofErr w:type="spellStart"/>
-      <w:r>
-        <w:rPr>
-          <w:lang w:val="fr-FR"/>
-        </w:rPr>
-        <w:t>Mellékletek</w:t>
-      </w:r>
-      <w:proofErr w:type="spellEnd"/>
-    </w:p>
-    <w:p>
-      <w:pPr>
-        <w:pStyle w:val="Cmsor2"/>
-        <w:rPr>
-          <w:lang w:val="fr-FR"/>
-        </w:rPr>
-      </w:pPr>
-      <w:r>
-        <w:rPr>
-          <w:lang w:val="fr-FR"/>
-        </w:rPr>
-        <w:t xml:space="preserve">11.1 Projekt </w:t>
-      </w:r>
-      <w:proofErr w:type="spellStart"/>
-      <w:r>
-        <w:rPr>
-          <w:lang w:val="fr-FR"/>
-        </w:rPr>
-        <w:t>könyvtárak</w:t>
-      </w:r>
-      <w:proofErr w:type="spellEnd"/>
-    </w:p>
-    <w:p>
-      <w:pPr>
-        <w:pStyle w:val="Listaszerbekezds"/>
-        <w:rPr>
-          <w:lang w:val="fr-FR"/>
-        </w:rPr>
-      </w:pPr>
-      <w:r>
-        <w:rPr>
-          <w:lang w:val="fr-FR"/>
-        </w:rPr>
-        <w:t xml:space="preserve">• </w:t>
-      </w:r>
-      <w:proofErr w:type="spellStart"/>
-      <w:r>
-        <w:rPr>
-          <w:lang w:val="fr-FR"/>
-        </w:rPr>
-        <w:t>zaszlo_backend</w:t>
-      </w:r>
-      <w:proofErr w:type="spellEnd"/>
-    </w:p>
-    <w:p>
-      <w:pPr>
-        <w:pStyle w:val="Listaszerbekezds"/>
-        <w:rPr>
-          <w:lang w:val="fr-FR"/>
-        </w:rPr>
-      </w:pPr>
-      <w:r>
-        <w:rPr>
-          <w:lang w:val="fr-FR"/>
-        </w:rPr>
-        <w:t xml:space="preserve">• </w:t>
-      </w:r>
-      <w:proofErr w:type="spellStart"/>
-      <w:r>
-        <w:rPr>
-          <w:lang w:val="fr-FR"/>
-        </w:rPr>
-        <w:t>zaszlo_frontend_veet</w:t>
-      </w:r>
-      <w:proofErr w:type="spellEnd"/>
-    </w:p>
-    <w:p>
-      <w:pPr>
-        <w:pStyle w:val="Listaszerbekezds"/>
-      </w:pPr>
-      <w:r>
-        <w:t xml:space="preserve">• </w:t>
-      </w:r>
-      <w:proofErr w:type="spellStart"/>
-      <w:r>
-        <w:t>zaszlo_mobil</w:t>
-      </w:r>
-      <w:proofErr w:type="spellEnd"/>
-    </w:p>
-    <w:p>
-      <w:pPr>
-        <w:pStyle w:val="Listaszerbekezds"/>
-      </w:pPr>
-      <w:r>
-        <w:t>• backup</w:t>
-      </w:r>
-    </w:p>
-    <w:p>
-      <w:pPr>
-        <w:pStyle w:val="Cmsor2"/>
-      </w:pPr>
-      <w:r>
-        <w:t>11.2 Postman integrációs tesztek</w:t>
-      </w:r>
-    </w:p>
-    <w:p>
-      <w:pPr/>
-      <w:r>
-        <w:t>A backendhez készült egy importálható Postman collection, amely a jelenlegi API-t requestenként végigteszteli. A collection 35 egyedi végpontot fed le 37 requesttel, mert külön user és admin folyamatokkal, illetve két tesztfelhasználóval dolgozik.</w:t>
-      </w:r>
-    </w:p>
-    <w:p>
-      <w:pPr>
-        <w:pStyle w:val="Cmsor3"/>
-      </w:pPr>
-      <w:r>
-        <w:t>11.2.1 Kapcsolódó fájlok</w:t>
-      </w:r>
     </w:p>
     <w:tbl>
       <w:tblPr>
         <w:tblStyle w:val="Rcsostblzat"/>
-        <w:tblW w:type="auto" w:w="0"/>
-        <w:tblLook w:firstColumn="1" w:firstRow="1" w:lastColumn="0" w:lastRow="0" w:noHBand="0" w:noVBand="1" w:val="04A0"/>
+        <w:tblW w:w="0" w:type="auto"/>
+        <w:tblLook w:val="04A0" w:firstRow="1" w:lastRow="0" w:firstColumn="1" w:lastColumn="0" w:noHBand="0" w:noVBand="1"/>
       </w:tblPr>
       <w:tblGrid>
-        <w:gridCol w:w="4703"/>
-        <w:gridCol w:w="4703"/>
+        <w:gridCol w:w="6214"/>
+        <w:gridCol w:w="3408"/>
       </w:tblGrid>
       <w:tr>
         <w:tc>
           <w:tcPr>
-            <w:tcW w:type="dxa" w:w="4703"/>
+            <w:tcW w:w="4703" w:type="dxa"/>
           </w:tcPr>
           <w:p>
             <w:r>
@@ -6647,7 +6530,7 @@
         </w:tc>
         <w:tc>
           <w:tcPr>
-            <w:tcW w:type="dxa" w:w="4703"/>
+            <w:tcW w:w="4703" w:type="dxa"/>
           </w:tcPr>
           <w:p>
             <w:r>
@@ -6659,7 +6542,7 @@
       <w:tr>
         <w:tc>
           <w:tcPr>
-            <w:tcW w:type="dxa" w:w="4703"/>
+            <w:tcW w:w="4703" w:type="dxa"/>
           </w:tcPr>
           <w:p>
             <w:r>
@@ -6669,7 +6552,7 @@
         </w:tc>
         <w:tc>
           <w:tcPr>
-            <w:tcW w:type="dxa" w:w="4703"/>
+            <w:tcW w:w="4703" w:type="dxa"/>
           </w:tcPr>
           <w:p>
             <w:r>
@@ -6681,7 +6564,7 @@
       <w:tr>
         <w:tc>
           <w:tcPr>
-            <w:tcW w:type="dxa" w:w="4703"/>
+            <w:tcW w:w="4703" w:type="dxa"/>
           </w:tcPr>
           <w:p>
             <w:r>
@@ -6691,7 +6574,7 @@
         </w:tc>
         <w:tc>
           <w:tcPr>
-            <w:tcW w:type="dxa" w:w="4703"/>
+            <w:tcW w:w="4703" w:type="dxa"/>
           </w:tcPr>
           <w:p>
             <w:r>
@@ -6703,7 +6586,7 @@
       <w:tr>
         <w:tc>
           <w:tcPr>
-            <w:tcW w:type="dxa" w:w="4703"/>
+            <w:tcW w:w="4703" w:type="dxa"/>
           </w:tcPr>
           <w:p>
             <w:r>
@@ -6713,7 +6596,7 @@
         </w:tc>
         <w:tc>
           <w:tcPr>
-            <w:tcW w:type="dxa" w:w="4703"/>
+            <w:tcW w:w="4703" w:type="dxa"/>
           </w:tcPr>
           <w:p>
             <w:r>
@@ -6768,7 +6651,39 @@
         <w:pStyle w:val="Listaszerbekezds"/>
       </w:pPr>
       <w:r>
-        <w:t>• A teljes futást mindig a collection elejéről kell indítani, mert a requestek egymás változóira épülnek.</w:t>
+        <w:t xml:space="preserve">• A teljes futást mindig a collection elejéről kell indítani, mert a </w:t>
+      </w:r>
+      <w:proofErr w:type="spellStart"/>
+      <w:r>
+        <w:t>requestek</w:t>
+      </w:r>
+      <w:proofErr w:type="spellEnd"/>
+      <w:r>
+        <w:t xml:space="preserve"> </w:t>
+      </w:r>
+      <w:proofErr w:type="spellStart"/>
+      <w:r>
+        <w:t>egymás</w:t>
+      </w:r>
+      <w:proofErr w:type="spellEnd"/>
+      <w:r>
+        <w:t xml:space="preserve"> </w:t>
+      </w:r>
+      <w:proofErr w:type="spellStart"/>
+      <w:r>
+        <w:t>változóira</w:t>
+      </w:r>
+      <w:proofErr w:type="spellEnd"/>
+      <w:r>
+        <w:t xml:space="preserve"> </w:t>
+      </w:r>
+      <w:proofErr w:type="spellStart"/>
+      <w:r>
+        <w:t>épülnek</w:t>
+      </w:r>
+      <w:proofErr w:type="spellEnd"/>
+      <w:r>
+        <w:t>.</w:t>
       </w:r>
     </w:p>
     <w:p>
@@ -6782,19 +6697,19 @@
     <w:tbl>
       <w:tblPr>
         <w:tblStyle w:val="Rcsostblzat"/>
-        <w:tblW w:type="auto" w:w="0"/>
-        <w:tblLook w:firstColumn="1" w:firstRow="1" w:lastColumn="0" w:lastRow="0" w:noHBand="0" w:noVBand="1" w:val="04A0"/>
+        <w:tblW w:w="0" w:type="auto"/>
+        <w:tblLook w:val="04A0" w:firstRow="1" w:lastRow="0" w:firstColumn="1" w:lastColumn="0" w:noHBand="0" w:noVBand="1"/>
       </w:tblPr>
       <w:tblGrid>
-        <w:gridCol w:w="2351"/>
-        <w:gridCol w:w="2351"/>
-        <w:gridCol w:w="2351"/>
-        <w:gridCol w:w="2351"/>
+        <w:gridCol w:w="1122"/>
+        <w:gridCol w:w="4398"/>
+        <w:gridCol w:w="1662"/>
+        <w:gridCol w:w="2440"/>
       </w:tblGrid>
       <w:tr>
         <w:tc>
           <w:tcPr>
-            <w:tcW w:type="dxa" w:w="2351"/>
+            <w:tcW w:w="2351" w:type="dxa"/>
           </w:tcPr>
           <w:p>
             <w:r>
@@ -6804,7 +6719,7 @@
         </w:tc>
         <w:tc>
           <w:tcPr>
-            <w:tcW w:type="dxa" w:w="2351"/>
+            <w:tcW w:w="2351" w:type="dxa"/>
           </w:tcPr>
           <w:p>
             <w:r>
@@ -6814,7 +6729,7 @@
         </w:tc>
         <w:tc>
           <w:tcPr>
-            <w:tcW w:type="dxa" w:w="2351"/>
+            <w:tcW w:w="2351" w:type="dxa"/>
           </w:tcPr>
           <w:p>
             <w:r>
@@ -6824,7 +6739,7 @@
         </w:tc>
         <w:tc>
           <w:tcPr>
-            <w:tcW w:type="dxa" w:w="2351"/>
+            <w:tcW w:w="2351" w:type="dxa"/>
           </w:tcPr>
           <w:p>
             <w:r>
@@ -6836,7 +6751,7 @@
       <w:tr>
         <w:tc>
           <w:tcPr>
-            <w:tcW w:type="dxa" w:w="2351"/>
+            <w:tcW w:w="2351" w:type="dxa"/>
           </w:tcPr>
           <w:p>
             <w:r>
@@ -6846,7 +6761,7 @@
         </w:tc>
         <w:tc>
           <w:tcPr>
-            <w:tcW w:type="dxa" w:w="2351"/>
+            <w:tcW w:w="2351" w:type="dxa"/>
           </w:tcPr>
           <w:p>
             <w:r>
@@ -6856,7 +6771,7 @@
         </w:tc>
         <w:tc>
           <w:tcPr>
-            <w:tcW w:type="dxa" w:w="2351"/>
+            <w:tcW w:w="2351" w:type="dxa"/>
           </w:tcPr>
           <w:p>
             <w:r>
@@ -6866,7 +6781,7 @@
         </w:tc>
         <w:tc>
           <w:tcPr>
-            <w:tcW w:type="dxa" w:w="2351"/>
+            <w:tcW w:w="2351" w:type="dxa"/>
           </w:tcPr>
           <w:p>
             <w:r>
@@ -6878,17 +6793,18 @@
       <w:tr>
         <w:tc>
           <w:tcPr>
-            <w:tcW w:type="dxa" w:w="2351"/>
-          </w:tcPr>
-          <w:p>
-            <w:r>
+            <w:tcW w:w="2351" w:type="dxa"/>
+          </w:tcPr>
+          <w:p>
+            <w:r>
+              <w:lastRenderedPageBreak/>
               <w:t>00 Public</w:t>
             </w:r>
           </w:p>
         </w:tc>
         <w:tc>
           <w:tcPr>
-            <w:tcW w:type="dxa" w:w="2351"/>
+            <w:tcW w:w="2351" w:type="dxa"/>
           </w:tcPr>
           <w:p>
             <w:r>
@@ -6898,7 +6814,7 @@
         </w:tc>
         <w:tc>
           <w:tcPr>
-            <w:tcW w:type="dxa" w:w="2351"/>
+            <w:tcW w:w="2351" w:type="dxa"/>
           </w:tcPr>
           <w:p>
             <w:r>
@@ -6908,7 +6824,7 @@
         </w:tc>
         <w:tc>
           <w:tcPr>
-            <w:tcW w:type="dxa" w:w="2351"/>
+            <w:tcW w:w="2351" w:type="dxa"/>
           </w:tcPr>
           <w:p>
             <w:r>
@@ -6920,7 +6836,7 @@
       <w:tr>
         <w:tc>
           <w:tcPr>
-            <w:tcW w:type="dxa" w:w="2351"/>
+            <w:tcW w:w="2351" w:type="dxa"/>
           </w:tcPr>
           <w:p>
             <w:r>
@@ -6930,7 +6846,7 @@
         </w:tc>
         <w:tc>
           <w:tcPr>
-            <w:tcW w:type="dxa" w:w="2351"/>
+            <w:tcW w:w="2351" w:type="dxa"/>
           </w:tcPr>
           <w:p>
             <w:r>
@@ -6940,7 +6856,7 @@
         </w:tc>
         <w:tc>
           <w:tcPr>
-            <w:tcW w:type="dxa" w:w="2351"/>
+            <w:tcW w:w="2351" w:type="dxa"/>
           </w:tcPr>
           <w:p>
             <w:r>
@@ -6950,7 +6866,7 @@
         </w:tc>
         <w:tc>
           <w:tcPr>
-            <w:tcW w:type="dxa" w:w="2351"/>
+            <w:tcW w:w="2351" w:type="dxa"/>
           </w:tcPr>
           <w:p>
             <w:r>
@@ -6962,7 +6878,7 @@
       <w:tr>
         <w:tc>
           <w:tcPr>
-            <w:tcW w:type="dxa" w:w="2351"/>
+            <w:tcW w:w="2351" w:type="dxa"/>
           </w:tcPr>
           <w:p>
             <w:r>
@@ -6972,7 +6888,7 @@
         </w:tc>
         <w:tc>
           <w:tcPr>
-            <w:tcW w:type="dxa" w:w="2351"/>
+            <w:tcW w:w="2351" w:type="dxa"/>
           </w:tcPr>
           <w:p>
             <w:r>
@@ -6982,7 +6898,7 @@
         </w:tc>
         <w:tc>
           <w:tcPr>
-            <w:tcW w:type="dxa" w:w="2351"/>
+            <w:tcW w:w="2351" w:type="dxa"/>
           </w:tcPr>
           <w:p>
             <w:r>
@@ -6992,7 +6908,7 @@
         </w:tc>
         <w:tc>
           <w:tcPr>
-            <w:tcW w:type="dxa" w:w="2351"/>
+            <w:tcW w:w="2351" w:type="dxa"/>
           </w:tcPr>
           <w:p>
             <w:r>
@@ -7004,7 +6920,7 @@
       <w:tr>
         <w:tc>
           <w:tcPr>
-            <w:tcW w:type="dxa" w:w="2351"/>
+            <w:tcW w:w="2351" w:type="dxa"/>
           </w:tcPr>
           <w:p>
             <w:r>
@@ -7014,7 +6930,7 @@
         </w:tc>
         <w:tc>
           <w:tcPr>
-            <w:tcW w:type="dxa" w:w="2351"/>
+            <w:tcW w:w="2351" w:type="dxa"/>
           </w:tcPr>
           <w:p>
             <w:r>
@@ -7024,7 +6940,7 @@
         </w:tc>
         <w:tc>
           <w:tcPr>
-            <w:tcW w:type="dxa" w:w="2351"/>
+            <w:tcW w:w="2351" w:type="dxa"/>
           </w:tcPr>
           <w:p>
             <w:r>
@@ -7034,7 +6950,7 @@
         </w:tc>
         <w:tc>
           <w:tcPr>
-            <w:tcW w:type="dxa" w:w="2351"/>
+            <w:tcW w:w="2351" w:type="dxa"/>
           </w:tcPr>
           <w:p>
             <w:r>
@@ -7046,7 +6962,7 @@
       <w:tr>
         <w:tc>
           <w:tcPr>
-            <w:tcW w:type="dxa" w:w="2351"/>
+            <w:tcW w:w="2351" w:type="dxa"/>
           </w:tcPr>
           <w:p>
             <w:r>
@@ -7056,7 +6972,7 @@
         </w:tc>
         <w:tc>
           <w:tcPr>
-            <w:tcW w:type="dxa" w:w="2351"/>
+            <w:tcW w:w="2351" w:type="dxa"/>
           </w:tcPr>
           <w:p>
             <w:r>
@@ -7066,7 +6982,7 @@
         </w:tc>
         <w:tc>
           <w:tcPr>
-            <w:tcW w:type="dxa" w:w="2351"/>
+            <w:tcW w:w="2351" w:type="dxa"/>
           </w:tcPr>
           <w:p>
             <w:r>
@@ -7076,7 +6992,7 @@
         </w:tc>
         <w:tc>
           <w:tcPr>
-            <w:tcW w:type="dxa" w:w="2351"/>
+            <w:tcW w:w="2351" w:type="dxa"/>
           </w:tcPr>
           <w:p>
             <w:r>
@@ -7088,7 +7004,7 @@
       <w:tr>
         <w:tc>
           <w:tcPr>
-            <w:tcW w:type="dxa" w:w="2351"/>
+            <w:tcW w:w="2351" w:type="dxa"/>
           </w:tcPr>
           <w:p>
             <w:r>
@@ -7098,7 +7014,7 @@
         </w:tc>
         <w:tc>
           <w:tcPr>
-            <w:tcW w:type="dxa" w:w="2351"/>
+            <w:tcW w:w="2351" w:type="dxa"/>
           </w:tcPr>
           <w:p>
             <w:r>
@@ -7108,7 +7024,7 @@
         </w:tc>
         <w:tc>
           <w:tcPr>
-            <w:tcW w:type="dxa" w:w="2351"/>
+            <w:tcW w:w="2351" w:type="dxa"/>
           </w:tcPr>
           <w:p>
             <w:r>
@@ -7118,7 +7034,7 @@
         </w:tc>
         <w:tc>
           <w:tcPr>
-            <w:tcW w:type="dxa" w:w="2351"/>
+            <w:tcW w:w="2351" w:type="dxa"/>
           </w:tcPr>
           <w:p>
             <w:r>
@@ -7130,7 +7046,7 @@
       <w:tr>
         <w:tc>
           <w:tcPr>
-            <w:tcW w:type="dxa" w:w="2351"/>
+            <w:tcW w:w="2351" w:type="dxa"/>
           </w:tcPr>
           <w:p>
             <w:r>
@@ -7140,7 +7056,7 @@
         </w:tc>
         <w:tc>
           <w:tcPr>
-            <w:tcW w:type="dxa" w:w="2351"/>
+            <w:tcW w:w="2351" w:type="dxa"/>
           </w:tcPr>
           <w:p>
             <w:r>
@@ -7150,7 +7066,7 @@
         </w:tc>
         <w:tc>
           <w:tcPr>
-            <w:tcW w:type="dxa" w:w="2351"/>
+            <w:tcW w:w="2351" w:type="dxa"/>
           </w:tcPr>
           <w:p>
             <w:r>
@@ -7160,7 +7076,7 @@
         </w:tc>
         <w:tc>
           <w:tcPr>
-            <w:tcW w:type="dxa" w:w="2351"/>
+            <w:tcW w:w="2351" w:type="dxa"/>
           </w:tcPr>
           <w:p>
             <w:r>
@@ -7172,7 +7088,7 @@
       <w:tr>
         <w:tc>
           <w:tcPr>
-            <w:tcW w:type="dxa" w:w="2351"/>
+            <w:tcW w:w="2351" w:type="dxa"/>
           </w:tcPr>
           <w:p>
             <w:r>
@@ -7182,7 +7098,7 @@
         </w:tc>
         <w:tc>
           <w:tcPr>
-            <w:tcW w:type="dxa" w:w="2351"/>
+            <w:tcW w:w="2351" w:type="dxa"/>
           </w:tcPr>
           <w:p>
             <w:r>
@@ -7192,29 +7108,75 @@
         </w:tc>
         <w:tc>
           <w:tcPr>
-            <w:tcW w:type="dxa" w:w="2351"/>
-          </w:tcPr>
-          <w:p>
-            <w:r>
-              <w:t>Bearer tokennel visszajön a profil.</w:t>
-            </w:r>
-          </w:p>
-        </w:tc>
-        <w:tc>
-          <w:tcPr>
-            <w:tcW w:type="dxa" w:w="2351"/>
-          </w:tcPr>
-          <w:p>
+            <w:tcW w:w="2351" w:type="dxa"/>
+          </w:tcPr>
+          <w:p>
+            <w:pPr>
+              <w:rPr>
+                <w:lang w:val="fr-FR"/>
+              </w:rPr>
+            </w:pPr>
+            <w:proofErr w:type="spellStart"/>
+            <w:r>
+              <w:rPr>
+                <w:lang w:val="fr-FR"/>
+              </w:rPr>
+              <w:t>Bearer</w:t>
+            </w:r>
+            <w:proofErr w:type="spellEnd"/>
+            <w:r>
+              <w:rPr>
+                <w:lang w:val="fr-FR"/>
+              </w:rPr>
+              <w:t xml:space="preserve"> </w:t>
+            </w:r>
+            <w:proofErr w:type="spellStart"/>
+            <w:r>
+              <w:rPr>
+                <w:lang w:val="fr-FR"/>
+              </w:rPr>
+              <w:t>tokennel</w:t>
+            </w:r>
+            <w:proofErr w:type="spellEnd"/>
+            <w:r>
+              <w:rPr>
+                <w:lang w:val="fr-FR"/>
+              </w:rPr>
+              <w:t xml:space="preserve"> </w:t>
+            </w:r>
+            <w:proofErr w:type="spellStart"/>
+            <w:r>
+              <w:rPr>
+                <w:lang w:val="fr-FR"/>
+              </w:rPr>
+              <w:t>visszajön</w:t>
+            </w:r>
+            <w:proofErr w:type="spellEnd"/>
+            <w:r>
+              <w:rPr>
+                <w:lang w:val="fr-FR"/>
+              </w:rPr>
+              <w:t xml:space="preserve"> a profil.</w:t>
+            </w:r>
+          </w:p>
+        </w:tc>
+        <w:tc>
+          <w:tcPr>
+            <w:tcW w:w="2351" w:type="dxa"/>
+          </w:tcPr>
+          <w:p>
+            <w:proofErr w:type="spellStart"/>
             <w:r>
               <w:t>userId</w:t>
             </w:r>
+            <w:proofErr w:type="spellEnd"/>
           </w:p>
         </w:tc>
       </w:tr>
       <w:tr>
         <w:tc>
           <w:tcPr>
-            <w:tcW w:type="dxa" w:w="2351"/>
+            <w:tcW w:w="2351" w:type="dxa"/>
           </w:tcPr>
           <w:p>
             <w:r>
@@ -7224,7 +7186,7 @@
         </w:tc>
         <w:tc>
           <w:tcPr>
-            <w:tcW w:type="dxa" w:w="2351"/>
+            <w:tcW w:w="2351" w:type="dxa"/>
           </w:tcPr>
           <w:p>
             <w:r>
@@ -7234,7 +7196,7 @@
         </w:tc>
         <w:tc>
           <w:tcPr>
-            <w:tcW w:type="dxa" w:w="2351"/>
+            <w:tcW w:w="2351" w:type="dxa"/>
           </w:tcPr>
           <w:p>
             <w:r>
@@ -7244,7 +7206,7 @@
         </w:tc>
         <w:tc>
           <w:tcPr>
-            <w:tcW w:type="dxa" w:w="2351"/>
+            <w:tcW w:w="2351" w:type="dxa"/>
           </w:tcPr>
           <w:p>
             <w:r>
@@ -7256,7 +7218,7 @@
       <w:tr>
         <w:tc>
           <w:tcPr>
-            <w:tcW w:type="dxa" w:w="2351"/>
+            <w:tcW w:w="2351" w:type="dxa"/>
           </w:tcPr>
           <w:p>
             <w:r>
@@ -7266,7 +7228,7 @@
         </w:tc>
         <w:tc>
           <w:tcPr>
-            <w:tcW w:type="dxa" w:w="2351"/>
+            <w:tcW w:w="2351" w:type="dxa"/>
           </w:tcPr>
           <w:p>
             <w:r>
@@ -7276,29 +7238,81 @@
         </w:tc>
         <w:tc>
           <w:tcPr>
-            <w:tcW w:type="dxa" w:w="2351"/>
-          </w:tcPr>
-          <w:p>
-            <w:r>
-              <w:t>Admin login és admin token mentése.</w:t>
-            </w:r>
-          </w:p>
-        </w:tc>
-        <w:tc>
-          <w:tcPr>
-            <w:tcW w:type="dxa" w:w="2351"/>
-          </w:tcPr>
-          <w:p>
+            <w:tcW w:w="2351" w:type="dxa"/>
+          </w:tcPr>
+          <w:p>
+            <w:pPr>
+              <w:rPr>
+                <w:lang w:val="fr-FR"/>
+              </w:rPr>
+            </w:pPr>
+            <w:r>
+              <w:rPr>
+                <w:lang w:val="fr-FR"/>
+              </w:rPr>
+              <w:t xml:space="preserve">Admin login </w:t>
+            </w:r>
+            <w:proofErr w:type="spellStart"/>
+            <w:r>
+              <w:rPr>
+                <w:lang w:val="fr-FR"/>
+              </w:rPr>
+              <w:t>és</w:t>
+            </w:r>
+            <w:proofErr w:type="spellEnd"/>
+            <w:r>
+              <w:rPr>
+                <w:lang w:val="fr-FR"/>
+              </w:rPr>
+              <w:t xml:space="preserve"> admin </w:t>
+            </w:r>
+            <w:proofErr w:type="spellStart"/>
+            <w:r>
+              <w:rPr>
+                <w:lang w:val="fr-FR"/>
+              </w:rPr>
+              <w:t>token</w:t>
+            </w:r>
+            <w:proofErr w:type="spellEnd"/>
+            <w:r>
+              <w:rPr>
+                <w:lang w:val="fr-FR"/>
+              </w:rPr>
+              <w:t xml:space="preserve"> </w:t>
+            </w:r>
+            <w:proofErr w:type="spellStart"/>
+            <w:r>
+              <w:rPr>
+                <w:lang w:val="fr-FR"/>
+              </w:rPr>
+              <w:t>mentése</w:t>
+            </w:r>
+            <w:proofErr w:type="spellEnd"/>
+            <w:r>
+              <w:rPr>
+                <w:lang w:val="fr-FR"/>
+              </w:rPr>
+              <w:t>.</w:t>
+            </w:r>
+          </w:p>
+        </w:tc>
+        <w:tc>
+          <w:tcPr>
+            <w:tcW w:w="2351" w:type="dxa"/>
+          </w:tcPr>
+          <w:p>
+            <w:proofErr w:type="spellStart"/>
             <w:r>
               <w:t>adminToken</w:t>
             </w:r>
+            <w:proofErr w:type="spellEnd"/>
           </w:p>
         </w:tc>
       </w:tr>
       <w:tr>
         <w:tc>
           <w:tcPr>
-            <w:tcW w:type="dxa" w:w="2351"/>
+            <w:tcW w:w="2351" w:type="dxa"/>
           </w:tcPr>
           <w:p>
             <w:r>
@@ -7308,7 +7322,7 @@
         </w:tc>
         <w:tc>
           <w:tcPr>
-            <w:tcW w:type="dxa" w:w="2351"/>
+            <w:tcW w:w="2351" w:type="dxa"/>
           </w:tcPr>
           <w:p>
             <w:r>
@@ -7318,7 +7332,7 @@
         </w:tc>
         <w:tc>
           <w:tcPr>
-            <w:tcW w:type="dxa" w:w="2351"/>
+            <w:tcW w:w="2351" w:type="dxa"/>
           </w:tcPr>
           <w:p>
             <w:r>
@@ -7328,7 +7342,7 @@
         </w:tc>
         <w:tc>
           <w:tcPr>
-            <w:tcW w:type="dxa" w:w="2351"/>
+            <w:tcW w:w="2351" w:type="dxa"/>
           </w:tcPr>
           <w:p>
             <w:r>
@@ -7340,7 +7354,7 @@
       <w:tr>
         <w:tc>
           <w:tcPr>
-            <w:tcW w:type="dxa" w:w="2351"/>
+            <w:tcW w:w="2351" w:type="dxa"/>
           </w:tcPr>
           <w:p>
             <w:r>
@@ -7350,7 +7364,7 @@
         </w:tc>
         <w:tc>
           <w:tcPr>
-            <w:tcW w:type="dxa" w:w="2351"/>
+            <w:tcW w:w="2351" w:type="dxa"/>
           </w:tcPr>
           <w:p>
             <w:r>
@@ -7360,7 +7374,7 @@
         </w:tc>
         <w:tc>
           <w:tcPr>
-            <w:tcW w:type="dxa" w:w="2351"/>
+            <w:tcW w:w="2351" w:type="dxa"/>
           </w:tcPr>
           <w:p>
             <w:r>
@@ -7370,7 +7384,7 @@
         </w:tc>
         <w:tc>
           <w:tcPr>
-            <w:tcW w:type="dxa" w:w="2351"/>
+            <w:tcW w:w="2351" w:type="dxa"/>
           </w:tcPr>
           <w:p>
             <w:r>
@@ -7382,41 +7396,55 @@
       <w:tr>
         <w:tc>
           <w:tcPr>
-            <w:tcW w:type="dxa" w:w="2351"/>
-          </w:tcPr>
-          <w:p>
-            <w:r>
-              <w:t>03 Admin Flags Setup</w:t>
-            </w:r>
-          </w:p>
-        </w:tc>
-        <w:tc>
-          <w:tcPr>
-            <w:tcW w:type="dxa" w:w="2351"/>
-          </w:tcPr>
-          <w:p>
-            <w:r>
+            <w:tcW w:w="2351" w:type="dxa"/>
+          </w:tcPr>
+          <w:p>
+            <w:r>
+              <w:t xml:space="preserve">03 Admin </w:t>
+            </w:r>
+            <w:r>
+              <w:lastRenderedPageBreak/>
+              <w:t>Flags Setup</w:t>
+            </w:r>
+          </w:p>
+        </w:tc>
+        <w:tc>
+          <w:tcPr>
+            <w:tcW w:w="2351" w:type="dxa"/>
+          </w:tcPr>
+          <w:p>
+            <w:r>
+              <w:lastRenderedPageBreak/>
               <w:t>GET /zaszlok/admin/meta</w:t>
             </w:r>
           </w:p>
         </w:tc>
         <w:tc>
           <w:tcPr>
-            <w:tcW w:type="dxa" w:w="2351"/>
-          </w:tcPr>
-          <w:p>
-            <w:r>
-              <w:t>Megérkeznek a méret, anyag és kontinens törzsadatok.</w:t>
-            </w:r>
-          </w:p>
-        </w:tc>
-        <w:tc>
-          <w:tcPr>
-            <w:tcW w:type="dxa" w:w="2351"/>
-          </w:tcPr>
-          <w:p>
-            <w:r>
-              <w:t>targetContinentId, targetSizeId, targetSizeName, targetMaterialId, targetMaterialName</w:t>
+            <w:tcW w:w="2351" w:type="dxa"/>
+          </w:tcPr>
+          <w:p>
+            <w:r>
+              <w:t xml:space="preserve">Megérkeznek a </w:t>
+            </w:r>
+            <w:r>
+              <w:lastRenderedPageBreak/>
+              <w:t>méret, anyag és kontinens törzsadatok.</w:t>
+            </w:r>
+          </w:p>
+        </w:tc>
+        <w:tc>
+          <w:tcPr>
+            <w:tcW w:w="2351" w:type="dxa"/>
+          </w:tcPr>
+          <w:p>
+            <w:r>
+              <w:lastRenderedPageBreak/>
+              <w:t xml:space="preserve">targetContinentId, </w:t>
+            </w:r>
+            <w:r>
+              <w:lastRenderedPageBreak/>
+              <w:t>targetSizeId, targetSizeName, targetMaterialId, targetMaterialName</w:t>
             </w:r>
           </w:p>
         </w:tc>
@@ -7424,17 +7452,18 @@
       <w:tr>
         <w:tc>
           <w:tcPr>
-            <w:tcW w:type="dxa" w:w="2351"/>
-          </w:tcPr>
-          <w:p>
-            <w:r>
+            <w:tcW w:w="2351" w:type="dxa"/>
+          </w:tcPr>
+          <w:p>
+            <w:r>
+              <w:lastRenderedPageBreak/>
               <w:t>03 Admin Flags Setup</w:t>
             </w:r>
           </w:p>
         </w:tc>
         <w:tc>
           <w:tcPr>
-            <w:tcW w:type="dxa" w:w="2351"/>
+            <w:tcW w:w="2351" w:type="dxa"/>
           </w:tcPr>
           <w:p>
             <w:r>
@@ -7444,7 +7473,7 @@
         </w:tc>
         <w:tc>
           <w:tcPr>
-            <w:tcW w:type="dxa" w:w="2351"/>
+            <w:tcW w:w="2351" w:type="dxa"/>
           </w:tcPr>
           <w:p>
             <w:r>
@@ -7454,7 +7483,7 @@
         </w:tc>
         <w:tc>
           <w:tcPr>
-            <w:tcW w:type="dxa" w:w="2351"/>
+            <w:tcW w:w="2351" w:type="dxa"/>
           </w:tcPr>
           <w:p>
             <w:r>
@@ -7466,7 +7495,7 @@
       <w:tr>
         <w:tc>
           <w:tcPr>
-            <w:tcW w:type="dxa" w:w="2351"/>
+            <w:tcW w:w="2351" w:type="dxa"/>
           </w:tcPr>
           <w:p>
             <w:r>
@@ -7476,7 +7505,7 @@
         </w:tc>
         <w:tc>
           <w:tcPr>
-            <w:tcW w:type="dxa" w:w="2351"/>
+            <w:tcW w:w="2351" w:type="dxa"/>
           </w:tcPr>
           <w:p>
             <w:r>
@@ -7486,7 +7515,7 @@
         </w:tc>
         <w:tc>
           <w:tcPr>
-            <w:tcW w:type="dxa" w:w="2351"/>
+            <w:tcW w:w="2351" w:type="dxa"/>
           </w:tcPr>
           <w:p>
             <w:r>
@@ -7496,7 +7525,7 @@
         </w:tc>
         <w:tc>
           <w:tcPr>
-            <w:tcW w:type="dxa" w:w="2351"/>
+            <w:tcW w:w="2351" w:type="dxa"/>
           </w:tcPr>
           <w:p>
             <w:r>
@@ -7508,7 +7537,7 @@
       <w:tr>
         <w:tc>
           <w:tcPr>
-            <w:tcW w:type="dxa" w:w="2351"/>
+            <w:tcW w:w="2351" w:type="dxa"/>
           </w:tcPr>
           <w:p>
             <w:r>
@@ -7518,7 +7547,7 @@
         </w:tc>
         <w:tc>
           <w:tcPr>
-            <w:tcW w:type="dxa" w:w="2351"/>
+            <w:tcW w:w="2351" w:type="dxa"/>
           </w:tcPr>
           <w:p>
             <w:r>
@@ -7528,7 +7557,7 @@
         </w:tc>
         <w:tc>
           <w:tcPr>
-            <w:tcW w:type="dxa" w:w="2351"/>
+            <w:tcW w:w="2351" w:type="dxa"/>
           </w:tcPr>
           <w:p>
             <w:r>
@@ -7538,7 +7567,7 @@
         </w:tc>
         <w:tc>
           <w:tcPr>
-            <w:tcW w:type="dxa" w:w="2351"/>
+            <w:tcW w:w="2351" w:type="dxa"/>
           </w:tcPr>
           <w:p>
             <w:r>
@@ -7550,7 +7579,7 @@
       <w:tr>
         <w:tc>
           <w:tcPr>
-            <w:tcW w:type="dxa" w:w="2351"/>
+            <w:tcW w:w="2351" w:type="dxa"/>
           </w:tcPr>
           <w:p>
             <w:r>
@@ -7560,7 +7589,7 @@
         </w:tc>
         <w:tc>
           <w:tcPr>
-            <w:tcW w:type="dxa" w:w="2351"/>
+            <w:tcW w:w="2351" w:type="dxa"/>
           </w:tcPr>
           <w:p>
             <w:r>
@@ -7570,7 +7599,7 @@
         </w:tc>
         <w:tc>
           <w:tcPr>
-            <w:tcW w:type="dxa" w:w="2351"/>
+            <w:tcW w:w="2351" w:type="dxa"/>
           </w:tcPr>
           <w:p>
             <w:r>
@@ -7580,7 +7609,7 @@
         </w:tc>
         <w:tc>
           <w:tcPr>
-            <w:tcW w:type="dxa" w:w="2351"/>
+            <w:tcW w:w="2351" w:type="dxa"/>
           </w:tcPr>
           <w:p>
             <w:r>
@@ -7592,7 +7621,7 @@
       <w:tr>
         <w:tc>
           <w:tcPr>
-            <w:tcW w:type="dxa" w:w="2351"/>
+            <w:tcW w:w="2351" w:type="dxa"/>
           </w:tcPr>
           <w:p>
             <w:r>
@@ -7602,7 +7631,7 @@
         </w:tc>
         <w:tc>
           <w:tcPr>
-            <w:tcW w:type="dxa" w:w="2351"/>
+            <w:tcW w:w="2351" w:type="dxa"/>
           </w:tcPr>
           <w:p>
             <w:r>
@@ -7612,7 +7641,7 @@
         </w:tc>
         <w:tc>
           <w:tcPr>
-            <w:tcW w:type="dxa" w:w="2351"/>
+            <w:tcW w:w="2351" w:type="dxa"/>
           </w:tcPr>
           <w:p>
             <w:r>
@@ -7622,7 +7651,7 @@
         </w:tc>
         <w:tc>
           <w:tcPr>
-            <w:tcW w:type="dxa" w:w="2351"/>
+            <w:tcW w:w="2351" w:type="dxa"/>
           </w:tcPr>
           <w:p>
             <w:r>
@@ -7634,7 +7663,7 @@
       <w:tr>
         <w:tc>
           <w:tcPr>
-            <w:tcW w:type="dxa" w:w="2351"/>
+            <w:tcW w:w="2351" w:type="dxa"/>
           </w:tcPr>
           <w:p>
             <w:r>
@@ -7644,7 +7673,7 @@
         </w:tc>
         <w:tc>
           <w:tcPr>
-            <w:tcW w:type="dxa" w:w="2351"/>
+            <w:tcW w:w="2351" w:type="dxa"/>
           </w:tcPr>
           <w:p>
             <w:r>
@@ -7654,7 +7683,7 @@
         </w:tc>
         <w:tc>
           <w:tcPr>
-            <w:tcW w:type="dxa" w:w="2351"/>
+            <w:tcW w:w="2351" w:type="dxa"/>
           </w:tcPr>
           <w:p>
             <w:r>
@@ -7664,7 +7693,7 @@
         </w:tc>
         <w:tc>
           <w:tcPr>
-            <w:tcW w:type="dxa" w:w="2351"/>
+            <w:tcW w:w="2351" w:type="dxa"/>
           </w:tcPr>
           <w:p>
             <w:r>
@@ -7676,7 +7705,7 @@
       <w:tr>
         <w:tc>
           <w:tcPr>
-            <w:tcW w:type="dxa" w:w="2351"/>
+            <w:tcW w:w="2351" w:type="dxa"/>
           </w:tcPr>
           <w:p>
             <w:r>
@@ -7686,7 +7715,7 @@
         </w:tc>
         <w:tc>
           <w:tcPr>
-            <w:tcW w:type="dxa" w:w="2351"/>
+            <w:tcW w:w="2351" w:type="dxa"/>
           </w:tcPr>
           <w:p>
             <w:r>
@@ -7696,7 +7725,7 @@
         </w:tc>
         <w:tc>
           <w:tcPr>
-            <w:tcW w:type="dxa" w:w="2351"/>
+            <w:tcW w:w="2351" w:type="dxa"/>
           </w:tcPr>
           <w:p>
             <w:r>
@@ -7706,7 +7735,7 @@
         </w:tc>
         <w:tc>
           <w:tcPr>
-            <w:tcW w:type="dxa" w:w="2351"/>
+            <w:tcW w:w="2351" w:type="dxa"/>
           </w:tcPr>
           <w:p>
             <w:r>
@@ -7718,7 +7747,7 @@
       <w:tr>
         <w:tc>
           <w:tcPr>
-            <w:tcW w:type="dxa" w:w="2351"/>
+            <w:tcW w:w="2351" w:type="dxa"/>
           </w:tcPr>
           <w:p>
             <w:r>
@@ -7728,7 +7757,7 @@
         </w:tc>
         <w:tc>
           <w:tcPr>
-            <w:tcW w:type="dxa" w:w="2351"/>
+            <w:tcW w:w="2351" w:type="dxa"/>
           </w:tcPr>
           <w:p>
             <w:r>
@@ -7738,7 +7767,7 @@
         </w:tc>
         <w:tc>
           <w:tcPr>
-            <w:tcW w:type="dxa" w:w="2351"/>
+            <w:tcW w:w="2351" w:type="dxa"/>
           </w:tcPr>
           <w:p>
             <w:r>
@@ -7748,7 +7777,7 @@
         </w:tc>
         <w:tc>
           <w:tcPr>
-            <w:tcW w:type="dxa" w:w="2351"/>
+            <w:tcW w:w="2351" w:type="dxa"/>
           </w:tcPr>
           <w:p>
             <w:r>
@@ -7760,7 +7789,7 @@
       <w:tr>
         <w:tc>
           <w:tcPr>
-            <w:tcW w:type="dxa" w:w="2351"/>
+            <w:tcW w:w="2351" w:type="dxa"/>
           </w:tcPr>
           <w:p>
             <w:r>
@@ -7770,7 +7799,7 @@
         </w:tc>
         <w:tc>
           <w:tcPr>
-            <w:tcW w:type="dxa" w:w="2351"/>
+            <w:tcW w:w="2351" w:type="dxa"/>
           </w:tcPr>
           <w:p>
             <w:r>
@@ -7780,7 +7809,7 @@
         </w:tc>
         <w:tc>
           <w:tcPr>
-            <w:tcW w:type="dxa" w:w="2351"/>
+            <w:tcW w:w="2351" w:type="dxa"/>
           </w:tcPr>
           <w:p>
             <w:r>
@@ -7790,7 +7819,7 @@
         </w:tc>
         <w:tc>
           <w:tcPr>
-            <w:tcW w:type="dxa" w:w="2351"/>
+            <w:tcW w:w="2351" w:type="dxa"/>
           </w:tcPr>
           <w:p>
             <w:r>
@@ -7802,27 +7831,32 @@
       <w:tr>
         <w:tc>
           <w:tcPr>
-            <w:tcW w:type="dxa" w:w="2351"/>
-          </w:tcPr>
-          <w:p>
-            <w:r>
-              <w:t>05 Admin Invoices And Payment Methods</w:t>
-            </w:r>
-          </w:p>
-        </w:tc>
-        <w:tc>
-          <w:tcPr>
-            <w:tcW w:type="dxa" w:w="2351"/>
-          </w:tcPr>
-          <w:p>
-            <w:r>
+            <w:tcW w:w="2351" w:type="dxa"/>
+          </w:tcPr>
+          <w:p>
+            <w:r>
+              <w:t xml:space="preserve">05 Admin Invoices And Payment </w:t>
+            </w:r>
+            <w:r>
+              <w:lastRenderedPageBreak/>
+              <w:t>Methods</w:t>
+            </w:r>
+          </w:p>
+        </w:tc>
+        <w:tc>
+          <w:tcPr>
+            <w:tcW w:w="2351" w:type="dxa"/>
+          </w:tcPr>
+          <w:p>
+            <w:r>
+              <w:lastRenderedPageBreak/>
               <w:t>POST /szamlak/admin/payment-methods</w:t>
             </w:r>
           </w:p>
         </w:tc>
         <w:tc>
           <w:tcPr>
-            <w:tcW w:type="dxa" w:w="2351"/>
+            <w:tcW w:w="2351" w:type="dxa"/>
           </w:tcPr>
           <w:p>
             <w:r>
@@ -7832,7 +7866,7 @@
         </w:tc>
         <w:tc>
           <w:tcPr>
-            <w:tcW w:type="dxa" w:w="2351"/>
+            <w:tcW w:w="2351" w:type="dxa"/>
           </w:tcPr>
           <w:p>
             <w:r>
@@ -7844,17 +7878,18 @@
       <w:tr>
         <w:tc>
           <w:tcPr>
-            <w:tcW w:type="dxa" w:w="2351"/>
-          </w:tcPr>
-          <w:p>
-            <w:r>
+            <w:tcW w:w="2351" w:type="dxa"/>
+          </w:tcPr>
+          <w:p>
+            <w:r>
+              <w:lastRenderedPageBreak/>
               <w:t>05 Admin Invoices And Payment Methods</w:t>
             </w:r>
           </w:p>
         </w:tc>
         <w:tc>
           <w:tcPr>
-            <w:tcW w:type="dxa" w:w="2351"/>
+            <w:tcW w:w="2351" w:type="dxa"/>
           </w:tcPr>
           <w:p>
             <w:r>
@@ -7864,7 +7899,7 @@
         </w:tc>
         <w:tc>
           <w:tcPr>
-            <w:tcW w:type="dxa" w:w="2351"/>
+            <w:tcW w:w="2351" w:type="dxa"/>
           </w:tcPr>
           <w:p>
             <w:r>
@@ -7874,7 +7909,7 @@
         </w:tc>
         <w:tc>
           <w:tcPr>
-            <w:tcW w:type="dxa" w:w="2351"/>
+            <w:tcW w:w="2351" w:type="dxa"/>
           </w:tcPr>
           <w:p>
             <w:r>
@@ -7886,7 +7921,7 @@
       <w:tr>
         <w:tc>
           <w:tcPr>
-            <w:tcW w:type="dxa" w:w="2351"/>
+            <w:tcW w:w="2351" w:type="dxa"/>
           </w:tcPr>
           <w:p>
             <w:r>
@@ -7896,7 +7931,7 @@
         </w:tc>
         <w:tc>
           <w:tcPr>
-            <w:tcW w:type="dxa" w:w="2351"/>
+            <w:tcW w:w="2351" w:type="dxa"/>
           </w:tcPr>
           <w:p>
             <w:r>
@@ -7906,7 +7941,7 @@
         </w:tc>
         <w:tc>
           <w:tcPr>
-            <w:tcW w:type="dxa" w:w="2351"/>
+            <w:tcW w:w="2351" w:type="dxa"/>
           </w:tcPr>
           <w:p>
             <w:r>
@@ -7916,7 +7951,7 @@
         </w:tc>
         <w:tc>
           <w:tcPr>
-            <w:tcW w:type="dxa" w:w="2351"/>
+            <w:tcW w:w="2351" w:type="dxa"/>
           </w:tcPr>
           <w:p>
             <w:r>
@@ -7928,7 +7963,7 @@
       <w:tr>
         <w:tc>
           <w:tcPr>
-            <w:tcW w:type="dxa" w:w="2351"/>
+            <w:tcW w:w="2351" w:type="dxa"/>
           </w:tcPr>
           <w:p>
             <w:r>
@@ -7938,7 +7973,7 @@
         </w:tc>
         <w:tc>
           <w:tcPr>
-            <w:tcW w:type="dxa" w:w="2351"/>
+            <w:tcW w:w="2351" w:type="dxa"/>
           </w:tcPr>
           <w:p>
             <w:r>
@@ -7948,7 +7983,7 @@
         </w:tc>
         <w:tc>
           <w:tcPr>
-            <w:tcW w:type="dxa" w:w="2351"/>
+            <w:tcW w:w="2351" w:type="dxa"/>
           </w:tcPr>
           <w:p>
             <w:r>
@@ -7958,7 +7993,7 @@
         </w:tc>
         <w:tc>
           <w:tcPr>
-            <w:tcW w:type="dxa" w:w="2351"/>
+            <w:tcW w:w="2351" w:type="dxa"/>
           </w:tcPr>
           <w:p>
             <w:r>
@@ -7970,7 +8005,7 @@
       <w:tr>
         <w:tc>
           <w:tcPr>
-            <w:tcW w:type="dxa" w:w="2351"/>
+            <w:tcW w:w="2351" w:type="dxa"/>
           </w:tcPr>
           <w:p>
             <w:r>
@@ -7980,7 +8015,7 @@
         </w:tc>
         <w:tc>
           <w:tcPr>
-            <w:tcW w:type="dxa" w:w="2351"/>
+            <w:tcW w:w="2351" w:type="dxa"/>
           </w:tcPr>
           <w:p>
             <w:r>
@@ -7990,7 +8025,7 @@
         </w:tc>
         <w:tc>
           <w:tcPr>
-            <w:tcW w:type="dxa" w:w="2351"/>
+            <w:tcW w:w="2351" w:type="dxa"/>
           </w:tcPr>
           <w:p>
             <w:r>
@@ -8000,7 +8035,7 @@
         </w:tc>
         <w:tc>
           <w:tcPr>
-            <w:tcW w:type="dxa" w:w="2351"/>
+            <w:tcW w:w="2351" w:type="dxa"/>
           </w:tcPr>
           <w:p>
             <w:r>
@@ -8012,7 +8047,7 @@
       <w:tr>
         <w:tc>
           <w:tcPr>
-            <w:tcW w:type="dxa" w:w="2351"/>
+            <w:tcW w:w="2351" w:type="dxa"/>
           </w:tcPr>
           <w:p>
             <w:r>
@@ -8022,7 +8057,7 @@
         </w:tc>
         <w:tc>
           <w:tcPr>
-            <w:tcW w:type="dxa" w:w="2351"/>
+            <w:tcW w:w="2351" w:type="dxa"/>
           </w:tcPr>
           <w:p>
             <w:r>
@@ -8032,7 +8067,7 @@
         </w:tc>
         <w:tc>
           <w:tcPr>
-            <w:tcW w:type="dxa" w:w="2351"/>
+            <w:tcW w:w="2351" w:type="dxa"/>
           </w:tcPr>
           <w:p>
             <w:r>
@@ -8042,7 +8077,7 @@
         </w:tc>
         <w:tc>
           <w:tcPr>
-            <w:tcW w:type="dxa" w:w="2351"/>
+            <w:tcW w:w="2351" w:type="dxa"/>
           </w:tcPr>
           <w:p>
             <w:r>
@@ -8054,7 +8089,7 @@
       <w:tr>
         <w:tc>
           <w:tcPr>
-            <w:tcW w:type="dxa" w:w="2351"/>
+            <w:tcW w:w="2351" w:type="dxa"/>
           </w:tcPr>
           <w:p>
             <w:r>
@@ -8064,7 +8099,7 @@
         </w:tc>
         <w:tc>
           <w:tcPr>
-            <w:tcW w:type="dxa" w:w="2351"/>
+            <w:tcW w:w="2351" w:type="dxa"/>
           </w:tcPr>
           <w:p>
             <w:r>
@@ -8074,7 +8109,7 @@
         </w:tc>
         <w:tc>
           <w:tcPr>
-            <w:tcW w:type="dxa" w:w="2351"/>
+            <w:tcW w:w="2351" w:type="dxa"/>
           </w:tcPr>
           <w:p>
             <w:r>
@@ -8084,7 +8119,7 @@
         </w:tc>
         <w:tc>
           <w:tcPr>
-            <w:tcW w:type="dxa" w:w="2351"/>
+            <w:tcW w:w="2351" w:type="dxa"/>
           </w:tcPr>
           <w:p>
             <w:r>
@@ -8096,7 +8131,7 @@
       <w:tr>
         <w:tc>
           <w:tcPr>
-            <w:tcW w:type="dxa" w:w="2351"/>
+            <w:tcW w:w="2351" w:type="dxa"/>
           </w:tcPr>
           <w:p>
             <w:r>
@@ -8106,7 +8141,7 @@
         </w:tc>
         <w:tc>
           <w:tcPr>
-            <w:tcW w:type="dxa" w:w="2351"/>
+            <w:tcW w:w="2351" w:type="dxa"/>
           </w:tcPr>
           <w:p>
             <w:r>
@@ -8116,7 +8151,7 @@
         </w:tc>
         <w:tc>
           <w:tcPr>
-            <w:tcW w:type="dxa" w:w="2351"/>
+            <w:tcW w:w="2351" w:type="dxa"/>
           </w:tcPr>
           <w:p>
             <w:r>
@@ -8126,7 +8161,7 @@
         </w:tc>
         <w:tc>
           <w:tcPr>
-            <w:tcW w:type="dxa" w:w="2351"/>
+            <w:tcW w:w="2351" w:type="dxa"/>
           </w:tcPr>
           <w:p>
             <w:r>
@@ -8138,7 +8173,7 @@
       <w:tr>
         <w:tc>
           <w:tcPr>
-            <w:tcW w:type="dxa" w:w="2351"/>
+            <w:tcW w:w="2351" w:type="dxa"/>
           </w:tcPr>
           <w:p>
             <w:r>
@@ -8148,7 +8183,7 @@
         </w:tc>
         <w:tc>
           <w:tcPr>
-            <w:tcW w:type="dxa" w:w="2351"/>
+            <w:tcW w:w="2351" w:type="dxa"/>
           </w:tcPr>
           <w:p>
             <w:r>
@@ -8158,7 +8193,7 @@
         </w:tc>
         <w:tc>
           <w:tcPr>
-            <w:tcW w:type="dxa" w:w="2351"/>
+            <w:tcW w:w="2351" w:type="dxa"/>
           </w:tcPr>
           <w:p>
             <w:r>
@@ -8168,7 +8203,7 @@
         </w:tc>
         <w:tc>
           <w:tcPr>
-            <w:tcW w:type="dxa" w:w="2351"/>
+            <w:tcW w:w="2351" w:type="dxa"/>
           </w:tcPr>
           <w:p>
             <w:r>
@@ -8180,7 +8215,7 @@
       <w:tr>
         <w:tc>
           <w:tcPr>
-            <w:tcW w:type="dxa" w:w="2351"/>
+            <w:tcW w:w="2351" w:type="dxa"/>
           </w:tcPr>
           <w:p>
             <w:r>
@@ -8190,7 +8225,7 @@
         </w:tc>
         <w:tc>
           <w:tcPr>
-            <w:tcW w:type="dxa" w:w="2351"/>
+            <w:tcW w:w="2351" w:type="dxa"/>
           </w:tcPr>
           <w:p>
             <w:r>
@@ -8200,7 +8235,7 @@
         </w:tc>
         <w:tc>
           <w:tcPr>
-            <w:tcW w:type="dxa" w:w="2351"/>
+            <w:tcW w:w="2351" w:type="dxa"/>
           </w:tcPr>
           <w:p>
             <w:r>
@@ -8210,7 +8245,7 @@
         </w:tc>
         <w:tc>
           <w:tcPr>
-            <w:tcW w:type="dxa" w:w="2351"/>
+            <w:tcW w:w="2351" w:type="dxa"/>
           </w:tcPr>
           <w:p>
             <w:r>
@@ -8222,27 +8257,32 @@
       <w:tr>
         <w:tc>
           <w:tcPr>
-            <w:tcW w:type="dxa" w:w="2351"/>
-          </w:tcPr>
-          <w:p>
-            <w:r>
-              <w:t>07 Optional Dangerous Size And Material Admin</w:t>
-            </w:r>
-          </w:p>
-        </w:tc>
-        <w:tc>
-          <w:tcPr>
-            <w:tcW w:type="dxa" w:w="2351"/>
-          </w:tcPr>
-          <w:p>
-            <w:r>
+            <w:tcW w:w="2351" w:type="dxa"/>
+          </w:tcPr>
+          <w:p>
+            <w:r>
+              <w:t>07 Optional Dangerou</w:t>
+            </w:r>
+            <w:r>
+              <w:lastRenderedPageBreak/>
+              <w:t>s Size And Material Admin</w:t>
+            </w:r>
+          </w:p>
+        </w:tc>
+        <w:tc>
+          <w:tcPr>
+            <w:tcW w:w="2351" w:type="dxa"/>
+          </w:tcPr>
+          <w:p>
+            <w:r>
+              <w:lastRenderedPageBreak/>
               <w:t>DELETE /zaszlok/admin/sizes/:id</w:t>
             </w:r>
           </w:p>
         </w:tc>
         <w:tc>
           <w:tcPr>
-            <w:tcW w:type="dxa" w:w="2351"/>
+            <w:tcW w:w="2351" w:type="dxa"/>
           </w:tcPr>
           <w:p>
             <w:r>
@@ -8252,7 +8292,7 @@
         </w:tc>
         <w:tc>
           <w:tcPr>
-            <w:tcW w:type="dxa" w:w="2351"/>
+            <w:tcW w:w="2351" w:type="dxa"/>
           </w:tcPr>
           <w:p>
             <w:r>
@@ -8264,7 +8304,7 @@
       <w:tr>
         <w:tc>
           <w:tcPr>
-            <w:tcW w:type="dxa" w:w="2351"/>
+            <w:tcW w:w="2351" w:type="dxa"/>
           </w:tcPr>
           <w:p>
             <w:r>
@@ -8274,7 +8314,7 @@
         </w:tc>
         <w:tc>
           <w:tcPr>
-            <w:tcW w:type="dxa" w:w="2351"/>
+            <w:tcW w:w="2351" w:type="dxa"/>
           </w:tcPr>
           <w:p>
             <w:r>
@@ -8284,7 +8324,7 @@
         </w:tc>
         <w:tc>
           <w:tcPr>
-            <w:tcW w:type="dxa" w:w="2351"/>
+            <w:tcW w:w="2351" w:type="dxa"/>
           </w:tcPr>
           <w:p>
             <w:r>
@@ -8294,7 +8334,7 @@
         </w:tc>
         <w:tc>
           <w:tcPr>
-            <w:tcW w:type="dxa" w:w="2351"/>
+            <w:tcW w:w="2351" w:type="dxa"/>
           </w:tcPr>
           <w:p>
             <w:r>
@@ -8306,7 +8346,7 @@
       <w:tr>
         <w:tc>
           <w:tcPr>
-            <w:tcW w:type="dxa" w:w="2351"/>
+            <w:tcW w:w="2351" w:type="dxa"/>
           </w:tcPr>
           <w:p>
             <w:r>
@@ -8316,7 +8356,7 @@
         </w:tc>
         <w:tc>
           <w:tcPr>
-            <w:tcW w:type="dxa" w:w="2351"/>
+            <w:tcW w:w="2351" w:type="dxa"/>
           </w:tcPr>
           <w:p>
             <w:r>
@@ -8326,7 +8366,7 @@
         </w:tc>
         <w:tc>
           <w:tcPr>
-            <w:tcW w:type="dxa" w:w="2351"/>
+            <w:tcW w:w="2351" w:type="dxa"/>
           </w:tcPr>
           <w:p>
             <w:r>
@@ -8336,7 +8376,7 @@
         </w:tc>
         <w:tc>
           <w:tcPr>
-            <w:tcW w:type="dxa" w:w="2351"/>
+            <w:tcW w:w="2351" w:type="dxa"/>
           </w:tcPr>
           <w:p>
             <w:r>
@@ -8348,7 +8388,7 @@
       <w:tr>
         <w:tc>
           <w:tcPr>
-            <w:tcW w:type="dxa" w:w="2351"/>
+            <w:tcW w:w="2351" w:type="dxa"/>
           </w:tcPr>
           <w:p>
             <w:r>
@@ -8358,7 +8398,7 @@
         </w:tc>
         <w:tc>
           <w:tcPr>
-            <w:tcW w:type="dxa" w:w="2351"/>
+            <w:tcW w:w="2351" w:type="dxa"/>
           </w:tcPr>
           <w:p>
             <w:r>
@@ -8368,7 +8408,7 @@
         </w:tc>
         <w:tc>
           <w:tcPr>
-            <w:tcW w:type="dxa" w:w="2351"/>
+            <w:tcW w:w="2351" w:type="dxa"/>
           </w:tcPr>
           <w:p>
             <w:r>
@@ -8378,7 +8418,7 @@
         </w:tc>
         <w:tc>
           <w:tcPr>
-            <w:tcW w:type="dxa" w:w="2351"/>
+            <w:tcW w:w="2351" w:type="dxa"/>
           </w:tcPr>
           <w:p>
             <w:r>
@@ -20456,7 +20496,7 @@
 </file>
 
 <file path=customXml/itemProps1.xml><?xml version="1.0" encoding="utf-8"?>
-<ds:datastoreItem xmlns:ds="http://schemas.openxmlformats.org/officeDocument/2006/customXml" ds:itemID="{49968E01-E831-4B95-8112-D7D251E5FE67}">
+<ds:datastoreItem xmlns:ds="http://schemas.openxmlformats.org/officeDocument/2006/customXml" ds:itemID="{C20E5CAD-4EAB-4D25-B38B-FF563D2EFC1A}">
   <ds:schemaRefs>
     <ds:schemaRef ds:uri="http://schemas.openxmlformats.org/officeDocument/2006/bibliography"/>
   </ds:schemaRefs>
